--- a/BU/CS231/Final Project Write-up.docx
+++ b/BU/CS231/Final Project Write-up.docx
@@ -192,13 +192,8 @@
           <w:numId w:val="1"/>
         </w:numPr>
       </w:pPr>
-      <w:proofErr w:type="spellStart"/>
-      <w:r>
-        <w:t>En</w:t>
-      </w:r>
-      <w:proofErr w:type="spellEnd"/>
-      <w:r>
-        <w:t xml:space="preserve"> </w:t>
+      <w:r>
+        <w:t xml:space="preserve">En </w:t>
       </w:r>
       <w:proofErr w:type="spellStart"/>
       <w:r>
